--- a/entregables/resumen_ejecutivo.docx
+++ b/entregables/resumen_ejecutivo.docx
@@ -479,7 +479,7 @@
           <w:color w:val="1A1815"/>
           <w:sz w:val="22"/>
         </w:rPr>
-        <w:t>These are SBA-guaranteed loans. The shape of the maturation curve transfers to unguaranteed private credit; the level does not, and nothing here can calibrate that gap. Every figure is gross loss — the source records no recoveries, so the fund’s actual loss is lower by an unknown amount. Nothing here is causal: the case describes how vintages behave, not what moves them. And the projection assumes the loss timing of 1991–2014 still holds; if today’s borrowers fail on a different schedule, the method is wrong in a way it cannot detect on its own.</w:t>
+        <w:t>These are SBA-guaranteed loans. The shape of the maturation curve transfers to unguaranteed private credit; the level does not, and nothing here can calibrate that gap. Every figure is gross loss — SBA’s own recovery tables put mature cohorts at 34–39% recovered, so a fund’s eventual loss is roughly a third lower than these numbers, though that is a bound and not a conversion: recovery is measured against a different amount and on a different year axis. Nothing here is causal: the case describes how vintages behave, not what moves them. And the projection assumes the loss timing of 1991–2014 still holds; if today’s borrowers fail on a different schedule, the method is wrong in a way it cannot detect on its own.</w:t>
       </w:r>
     </w:p>
     <w:p>
@@ -490,7 +490,7 @@
           <w:color w:val="1A1815"/>
           <w:sz w:val="22"/>
         </w:rPr>
-        <w:t>One check is open rather than passed. SBA publishes aggregate performance tables that would confirm our population in a single line, and the archive their own page links to returns a 404. In its place the population was recounted independently from the raw files and checked against the programme’s published rules. That is internal consistency, not external reconciliation, and it stays on this list until it is closed.</w:t>
+        <w:t>The population itself is not in doubt. It reconciles against SBA’s published performance tables — a different reporting pipeline from the disclosure extract this case is built on — with a maximum deviation of four loans across nine fiscal years of 42,000 to 70,000 each, and exactly in three of them. Amounts sit 0.7–1.7% below the published figures in every single year, which the report’s own definition explains: it counts loan increases made after approval, and the extract does not carry them.</w:t>
       </w:r>
     </w:p>
     <w:p>
